--- a/tillsyn/A 9570-2026 tillsynsbegäran.docx
+++ b/tillsyn/A 9570-2026 tillsynsbegäran.docx
@@ -417,7 +417,7 @@
     <w:r>
       <w:tab/>
       <w:tab/>
-      <w:t>2026-06-18</w:t>
+      <w:t>2026-06-19</w:t>
       <w:br/>
       <w:br/>
     </w:r>

--- a/tillsyn/A 9570-2026 tillsynsbegäran.docx
+++ b/tillsyn/A 9570-2026 tillsynsbegäran.docx
@@ -417,7 +417,7 @@
     <w:r>
       <w:tab/>
       <w:tab/>
-      <w:t>2026-06-19</w:t>
+      <w:t>2026-06-20</w:t>
       <w:br/>
       <w:br/>
     </w:r>

--- a/tillsyn/A 9570-2026 tillsynsbegäran.docx
+++ b/tillsyn/A 9570-2026 tillsynsbegäran.docx
@@ -12,10 +12,7 @@
     </w:p>
     <w:p>
       <w:r>
-        <w:t>Detta dokument behandlar höga naturvärden i avverkningsanmälan A 9570-2026 i Svedala kommun som inkom 2026-02-17 och omfattar 6,6 ha.</w:t>
-      </w:r>
-      <w:r>
-        <w:t xml:space="preserve"> I Figur 1 visas fyndplatser för naturvårdsarter i området, som finns registrerade på Artportalen.</w:t>
+        <w:t>Denna tillsynsbegäran behandlar höga naturvärden i avverkningsanmälan A 9570-2026 i Svedala kommun som inkom 2026-02-17 och omfattar 6,6 ha.</w:t>
       </w:r>
     </w:p>
     <w:p>
@@ -63,7 +60,20 @@
         <w:spacing w:after="240"/>
       </w:pPr>
       <w:r>
-        <w:t>Figur 1. Fyndplatser för naturvårdsarter inom 22 meter från avverkningsanmälan (röd linje). Inom parentes anges rödlistekategorier, S för signalarter, Tför typiska arter och fridlysningsparagrafer i artskyddsförordningen.Markörer utan svart kant är placerade på fyndplatsen. Markörer med svart kant är placerade vid sidan av fyndplatsen och har ett svart streck som visar fyndplatsens exakta position. Kartans mittpunktskoordinat är N 6154724, E 402109 i SWEREF 99 TM.</w:t>
+        <w:t>Figur 1. Fyndplatser för naturvårdsarter inom 22 meter från avverkningsanmälan. Markörer utan svart kant är placerade på fyndplatsen. Markörer med svart kant är placerade vid sidan av fyndplatsen har ett svart streck som visar fyndplatsens exakta position. Kartans mittpunktskoordinat är N 6154724, E 402109 i SWEREF 99 TM.</w:t>
+      </w:r>
+    </w:p>
+    <w:p>
+      <w:r>
+        <w:t>Inom 22 meter från avverkningsanmälan finns fynd av 2 naturvårdsarter, varav 2 är fridlysta: lövgroda (§4a) och större vattensalamander (§4a). Se Figur 1.</w:t>
+      </w:r>
+    </w:p>
+    <w:p>
+      <w:pPr>
+        <w:pStyle w:val="Heading1"/>
+      </w:pPr>
+      <w:r>
+        <w:t>Tillsynsbegäran</w:t>
       </w:r>
     </w:p>
     <w:p>
@@ -77,39 +87,16 @@
       </w:r>
     </w:p>
     <w:p>
-      <w:r>
-        <w:t>Nedan beskrivs fynd av naturvårdsarter och fridlysta arter som gjorts i det avverkningsanmälda området. I BILAGA 1 finns artfakta om fridlysta arter.</w:t>
-      </w:r>
-    </w:p>
-    <w:p>
       <w:pPr>
         <w:pStyle w:val="Heading1"/>
       </w:pPr>
       <w:r>
-        <w:t>Naturvårdsarter</w:t>
+        <w:t>Naturvårdsarter och fridlysta arter</w:t>
       </w:r>
     </w:p>
     <w:p>
       <w:r>
-        <w:t>Inom 22 meter från avverkningsanmälan har följande 2 naturvårdsarter hittats: lövgroda (§4a) och större vattensalamander (§4a). För fridlysta arter anges även paragrafen i Artskyddsförordningen som arten är fridlyst enligt.</w:t>
-      </w:r>
-    </w:p>
-    <w:p>
-      <w:r>
-        <w:t>De påträffade naturvårdsarterna är ett tydligt kvitto på att det rör sig om en skog med höga naturvärden.</w:t>
-      </w:r>
-    </w:p>
-    <w:p>
-      <w:pPr>
-        <w:pStyle w:val="Heading2"/>
-      </w:pPr>
-      <w:r>
-        <w:t>Fridlysta arter</w:t>
-      </w:r>
-    </w:p>
-    <w:p>
-      <w:r>
-        <w:t>Följande fridlysta arter har sina livsmiljöer och växtplatser i den avverkningsanmälda skogen: lövgroda (§4a) och större vattensalamander (§4a).</w:t>
+        <w:t>Nedan följer beskrivningar av de naturvårdsarter och fridlysta arter som har sina livsmiljöer och växtplatser i den avverkningsanmälda skogen. Se även ytterligare artfakta i BILAGA 1. De påträffade naturvårdsarterna är ett tydligt kvitto på att det rör sig om en skog med höga naturvärden.</w:t>
       </w:r>
     </w:p>
     <w:p>
@@ -132,11 +119,6 @@
       </w:r>
       <w:r>
         <w:t>är strikt skyddad enligt EU:s art- och habitatdirektiv vilket innebär att hela dess livsmiljö ska bevaras.  Med undantag från lekperioden lever den större vattensalamandern på land och i skogslandskapet hittar man den framför allt i äldre skog med stor strukturell variation och gott om död ved där djuren håller till under murkna trädstammar och stubbar, i smågnagargångar, under mossbeklädda stenar och i blockterräng. Vuxna salamandrar har konstaterats uppehålla sig inom 300 meter från lekvattnet och finska studier antyder att det behövs åtminstone ett hektar lämplig landmiljö nära lekvattnet. Avverkning invid lekvatten bör helt undvikas i skogsområden som bedöms kunna utgöra landhabitat för arten och skogsområdena bör säkras och skötas på ett för arten optimalt sätt genom att t.ex. minimera gallring och avverkning och låta andelen löv öka (SLU Artdatabanken, 2024; Skogsstyrelsen, 2016; Malmgren, 2007).</w:t>
-      </w:r>
-    </w:p>
-    <w:p>
-      <w:r>
-        <w:t>I BILAGA 1 finns mer detaljerad information om ekologi samt krav på livsmiljö hos fridlysta arter.</w:t>
       </w:r>
     </w:p>
     <w:p>
@@ -417,7 +399,7 @@
     <w:r>
       <w:tab/>
       <w:tab/>
-      <w:t>2026-06-20</w:t>
+      <w:t>2026-06-21</w:t>
       <w:br/>
       <w:br/>
     </w:r>

--- a/tillsyn/A 9570-2026 tillsynsbegäran.docx
+++ b/tillsyn/A 9570-2026 tillsynsbegäran.docx
@@ -399,7 +399,7 @@
     <w:r>
       <w:tab/>
       <w:tab/>
-      <w:t>2026-06-21</w:t>
+      <w:t>2026-06-22</w:t>
       <w:br/>
       <w:br/>
     </w:r>

--- a/tillsyn/A 9570-2026 tillsynsbegäran.docx
+++ b/tillsyn/A 9570-2026 tillsynsbegäran.docx
@@ -399,7 +399,7 @@
     <w:r>
       <w:tab/>
       <w:tab/>
-      <w:t>2026-06-22</w:t>
+      <w:t>2026-06-23</w:t>
       <w:br/>
       <w:br/>
     </w:r>

--- a/tillsyn/A 9570-2026 tillsynsbegäran.docx
+++ b/tillsyn/A 9570-2026 tillsynsbegäran.docx
@@ -399,7 +399,7 @@
     <w:r>
       <w:tab/>
       <w:tab/>
-      <w:t>2026-06-23</w:t>
+      <w:t>2026-06-24</w:t>
       <w:br/>
       <w:br/>
     </w:r>

--- a/tillsyn/A 9570-2026 tillsynsbegäran.docx
+++ b/tillsyn/A 9570-2026 tillsynsbegäran.docx
@@ -399,7 +399,7 @@
     <w:r>
       <w:tab/>
       <w:tab/>
-      <w:t>2026-06-24</w:t>
+      <w:t>2026-06-25</w:t>
       <w:br/>
       <w:br/>
     </w:r>

--- a/tillsyn/A 9570-2026 tillsynsbegäran.docx
+++ b/tillsyn/A 9570-2026 tillsynsbegäran.docx
@@ -399,7 +399,7 @@
     <w:r>
       <w:tab/>
       <w:tab/>
-      <w:t>2026-06-25</w:t>
+      <w:t>2026-06-26</w:t>
       <w:br/>
       <w:br/>
     </w:r>

--- a/tillsyn/A 9570-2026 tillsynsbegäran.docx
+++ b/tillsyn/A 9570-2026 tillsynsbegäran.docx
@@ -399,7 +399,7 @@
     <w:r>
       <w:tab/>
       <w:tab/>
-      <w:t>2026-06-26</w:t>
+      <w:t>2026-06-27</w:t>
       <w:br/>
       <w:br/>
     </w:r>

--- a/tillsyn/A 9570-2026 tillsynsbegäran.docx
+++ b/tillsyn/A 9570-2026 tillsynsbegäran.docx
@@ -399,7 +399,7 @@
     <w:r>
       <w:tab/>
       <w:tab/>
-      <w:t>2026-06-27</w:t>
+      <w:t>2026-06-28</w:t>
       <w:br/>
       <w:br/>
     </w:r>

--- a/tillsyn/A 9570-2026 tillsynsbegäran.docx
+++ b/tillsyn/A 9570-2026 tillsynsbegäran.docx
@@ -399,7 +399,7 @@
     <w:r>
       <w:tab/>
       <w:tab/>
-      <w:t>2026-06-28</w:t>
+      <w:t>2026-06-29</w:t>
       <w:br/>
       <w:br/>
     </w:r>

--- a/tillsyn/A 9570-2026 tillsynsbegäran.docx
+++ b/tillsyn/A 9570-2026 tillsynsbegäran.docx
@@ -399,7 +399,7 @@
     <w:r>
       <w:tab/>
       <w:tab/>
-      <w:t>2026-06-29</w:t>
+      <w:t>2026-06-30</w:t>
       <w:br/>
       <w:br/>
     </w:r>

--- a/tillsyn/A 9570-2026 tillsynsbegäran.docx
+++ b/tillsyn/A 9570-2026 tillsynsbegäran.docx
@@ -399,7 +399,7 @@
     <w:r>
       <w:tab/>
       <w:tab/>
-      <w:t>2026-06-30</w:t>
+      <w:t>2026-07-01</w:t>
       <w:br/>
       <w:br/>
     </w:r>

--- a/tillsyn/A 9570-2026 tillsynsbegäran.docx
+++ b/tillsyn/A 9570-2026 tillsynsbegäran.docx
@@ -399,7 +399,7 @@
     <w:r>
       <w:tab/>
       <w:tab/>
-      <w:t>2026-07-01</w:t>
+      <w:t>2026-07-02</w:t>
       <w:br/>
       <w:br/>
     </w:r>

--- a/tillsyn/A 9570-2026 tillsynsbegäran.docx
+++ b/tillsyn/A 9570-2026 tillsynsbegäran.docx
@@ -399,7 +399,7 @@
     <w:r>
       <w:tab/>
       <w:tab/>
-      <w:t>2026-07-13</w:t>
+      <w:t>2026-07-14</w:t>
       <w:br/>
       <w:br/>
     </w:r>

--- a/tillsyn/A 9570-2026 tillsynsbegäran.docx
+++ b/tillsyn/A 9570-2026 tillsynsbegäran.docx
@@ -399,7 +399,7 @@
     <w:r>
       <w:tab/>
       <w:tab/>
-      <w:t>2026-07-14</w:t>
+      <w:t>2026-07-15</w:t>
       <w:br/>
       <w:br/>
     </w:r>

--- a/tillsyn/A 9570-2026 tillsynsbegäran.docx
+++ b/tillsyn/A 9570-2026 tillsynsbegäran.docx
@@ -399,7 +399,7 @@
     <w:r>
       <w:tab/>
       <w:tab/>
-      <w:t>2026-07-15</w:t>
+      <w:t>2026-07-16</w:t>
       <w:br/>
       <w:br/>
     </w:r>

--- a/tillsyn/A 9570-2026 tillsynsbegäran.docx
+++ b/tillsyn/A 9570-2026 tillsynsbegäran.docx
@@ -399,7 +399,7 @@
     <w:r>
       <w:tab/>
       <w:tab/>
-      <w:t>2026-07-16</w:t>
+      <w:t>2026-07-17</w:t>
       <w:br/>
       <w:br/>
     </w:r>

--- a/tillsyn/A 9570-2026 tillsynsbegäran.docx
+++ b/tillsyn/A 9570-2026 tillsynsbegäran.docx
@@ -399,7 +399,7 @@
     <w:r>
       <w:tab/>
       <w:tab/>
-      <w:t>2026-07-17</w:t>
+      <w:t>2026-07-18</w:t>
       <w:br/>
       <w:br/>
     </w:r>

--- a/tillsyn/A 9570-2026 tillsynsbegäran.docx
+++ b/tillsyn/A 9570-2026 tillsynsbegäran.docx
@@ -399,7 +399,7 @@
     <w:r>
       <w:tab/>
       <w:tab/>
-      <w:t>2026-07-18</w:t>
+      <w:t>2026-07-19</w:t>
       <w:br/>
       <w:br/>
     </w:r>

--- a/tillsyn/A 9570-2026 tillsynsbegäran.docx
+++ b/tillsyn/A 9570-2026 tillsynsbegäran.docx
@@ -399,7 +399,7 @@
     <w:r>
       <w:tab/>
       <w:tab/>
-      <w:t>2026-07-19</w:t>
+      <w:t>2026-07-20</w:t>
       <w:br/>
       <w:br/>
     </w:r>

--- a/tillsyn/A 9570-2026 tillsynsbegäran.docx
+++ b/tillsyn/A 9570-2026 tillsynsbegäran.docx
@@ -399,7 +399,7 @@
     <w:r>
       <w:tab/>
       <w:tab/>
-      <w:t>2026-07-20</w:t>
+      <w:t>2026-07-21</w:t>
       <w:br/>
       <w:br/>
     </w:r>

--- a/tillsyn/A 9570-2026 tillsynsbegäran.docx
+++ b/tillsyn/A 9570-2026 tillsynsbegäran.docx
@@ -399,7 +399,7 @@
     <w:r>
       <w:tab/>
       <w:tab/>
-      <w:t>2026-07-21</w:t>
+      <w:t>2026-07-22</w:t>
       <w:br/>
       <w:br/>
     </w:r>

--- a/tillsyn/A 9570-2026 tillsynsbegäran.docx
+++ b/tillsyn/A 9570-2026 tillsynsbegäran.docx
@@ -399,7 +399,7 @@
     <w:r>
       <w:tab/>
       <w:tab/>
-      <w:t>2026-07-22</w:t>
+      <w:t>2026-07-23</w:t>
       <w:br/>
       <w:br/>
     </w:r>

--- a/tillsyn/A 9570-2026 tillsynsbegäran.docx
+++ b/tillsyn/A 9570-2026 tillsynsbegäran.docx
@@ -399,7 +399,7 @@
     <w:r>
       <w:tab/>
       <w:tab/>
-      <w:t>2026-07-23</w:t>
+      <w:t>2026-07-24</w:t>
       <w:br/>
       <w:br/>
     </w:r>

--- a/tillsyn/A 9570-2026 tillsynsbegäran.docx
+++ b/tillsyn/A 9570-2026 tillsynsbegäran.docx
@@ -399,7 +399,7 @@
     <w:r>
       <w:tab/>
       <w:tab/>
-      <w:t>2026-07-24</w:t>
+      <w:t>2026-07-25</w:t>
       <w:br/>
       <w:br/>
     </w:r>

--- a/tillsyn/A 9570-2026 tillsynsbegäran.docx
+++ b/tillsyn/A 9570-2026 tillsynsbegäran.docx
@@ -399,7 +399,7 @@
     <w:r>
       <w:tab/>
       <w:tab/>
-      <w:t>2026-07-25</w:t>
+      <w:t>2026-07-26</w:t>
       <w:br/>
       <w:br/>
     </w:r>

--- a/tillsyn/A 9570-2026 tillsynsbegäran.docx
+++ b/tillsyn/A 9570-2026 tillsynsbegäran.docx
@@ -399,7 +399,7 @@
     <w:r>
       <w:tab/>
       <w:tab/>
-      <w:t>2026-07-26</w:t>
+      <w:t>2026-07-27</w:t>
       <w:br/>
       <w:br/>
     </w:r>

--- a/tillsyn/A 9570-2026 tillsynsbegäran.docx
+++ b/tillsyn/A 9570-2026 tillsynsbegäran.docx
@@ -399,7 +399,7 @@
     <w:r>
       <w:tab/>
       <w:tab/>
-      <w:t>2026-07-27</w:t>
+      <w:t>2026-07-28</w:t>
       <w:br/>
       <w:br/>
     </w:r>

--- a/tillsyn/A 9570-2026 tillsynsbegäran.docx
+++ b/tillsyn/A 9570-2026 tillsynsbegäran.docx
@@ -399,7 +399,7 @@
     <w:r>
       <w:tab/>
       <w:tab/>
-      <w:t>2026-07-28</w:t>
+      <w:t>2026-07-29</w:t>
       <w:br/>
       <w:br/>
     </w:r>

--- a/tillsyn/A 9570-2026 tillsynsbegäran.docx
+++ b/tillsyn/A 9570-2026 tillsynsbegäran.docx
@@ -399,7 +399,7 @@
     <w:r>
       <w:tab/>
       <w:tab/>
-      <w:t>2026-07-29</w:t>
+      <w:t>2026-07-30</w:t>
       <w:br/>
       <w:br/>
     </w:r>

--- a/tillsyn/A 9570-2026 tillsynsbegäran.docx
+++ b/tillsyn/A 9570-2026 tillsynsbegäran.docx
@@ -399,7 +399,7 @@
     <w:r>
       <w:tab/>
       <w:tab/>
-      <w:t>2026-07-30</w:t>
+      <w:t>2026-07-31</w:t>
       <w:br/>
       <w:br/>
     </w:r>

--- a/tillsyn/A 9570-2026 tillsynsbegäran.docx
+++ b/tillsyn/A 9570-2026 tillsynsbegäran.docx
@@ -399,7 +399,7 @@
     <w:r>
       <w:tab/>
       <w:tab/>
-      <w:t>2026-07-31</w:t>
+      <w:t>2026-08-01</w:t>
       <w:br/>
       <w:br/>
     </w:r>

--- a/tillsyn/A 9570-2026 tillsynsbegäran.docx
+++ b/tillsyn/A 9570-2026 tillsynsbegäran.docx
@@ -399,7 +399,7 @@
     <w:r>
       <w:tab/>
       <w:tab/>
-      <w:t>2026-08-01</w:t>
+      <w:t>2026-08-02</w:t>
       <w:br/>
       <w:br/>
     </w:r>

--- a/tillsyn/A 9570-2026 tillsynsbegäran.docx
+++ b/tillsyn/A 9570-2026 tillsynsbegäran.docx
@@ -399,7 +399,7 @@
     <w:r>
       <w:tab/>
       <w:tab/>
-      <w:t>2026-08-02</w:t>
+      <w:t>2026-08-03</w:t>
       <w:br/>
       <w:br/>
     </w:r>

--- a/tillsyn/A 9570-2026 tillsynsbegäran.docx
+++ b/tillsyn/A 9570-2026 tillsynsbegäran.docx
@@ -399,7 +399,7 @@
     <w:r>
       <w:tab/>
       <w:tab/>
-      <w:t>2026-08-03</w:t>
+      <w:t>2026-08-05</w:t>
       <w:br/>
       <w:br/>
     </w:r>

--- a/tillsyn/A 9570-2026 tillsynsbegäran.docx
+++ b/tillsyn/A 9570-2026 tillsynsbegäran.docx
@@ -399,7 +399,7 @@
     <w:r>
       <w:tab/>
       <w:tab/>
-      <w:t>2026-08-05</w:t>
+      <w:t>2026-08-07</w:t>
       <w:br/>
       <w:br/>
     </w:r>

--- a/tillsyn/A 9570-2026 tillsynsbegäran.docx
+++ b/tillsyn/A 9570-2026 tillsynsbegäran.docx
@@ -399,7 +399,7 @@
     <w:r>
       <w:tab/>
       <w:tab/>
-      <w:t>2026-08-07</w:t>
+      <w:t>2026-08-08</w:t>
       <w:br/>
       <w:br/>
     </w:r>

--- a/tillsyn/A 9570-2026 tillsynsbegäran.docx
+++ b/tillsyn/A 9570-2026 tillsynsbegäran.docx
@@ -60,7 +60,7 @@
         <w:spacing w:after="240"/>
       </w:pPr>
       <w:r>
-        <w:t>Figur 1. Fyndplatser för naturvårdsarter inom 22 meter från avverkningsanmälan. Markörer utan svart kant är placerade på fyndplatsen. Markörer med svart kant är placerade vid sidan av fyndplatsen har ett svart streck som visar fyndplatsens exakta position. Kartans mittpunktskoordinat är N 6154724, E 402109 i SWEREF 99 TM.</w:t>
+        <w:t>Figur 1. Fyndplatser för naturvårdsarter inom 22 meter från avverkningsanmälan. Markörer utan svart kant är placerade på fyndplatsen. Markörer med svart kant är placerade vid sidan av fyndplatsen och har ett svart streck som visar fyndplatsens exakta position. Kartans mittpunktskoordinat är N 6154724, E 402109 i SWEREF 99 TM.</w:t>
       </w:r>
     </w:p>
     <w:p>
@@ -399,7 +399,7 @@
     <w:r>
       <w:tab/>
       <w:tab/>
-      <w:t>2026-08-14</w:t>
+      <w:t>2026-08-15</w:t>
       <w:br/>
       <w:br/>
     </w:r>

--- a/tillsyn/A 9570-2026 tillsynsbegäran.docx
+++ b/tillsyn/A 9570-2026 tillsynsbegäran.docx
@@ -399,7 +399,7 @@
     <w:r>
       <w:tab/>
       <w:tab/>
-      <w:t>2026-08-15</w:t>
+      <w:t>2026-08-16</w:t>
       <w:br/>
       <w:br/>
     </w:r>

--- a/tillsyn/A 9570-2026 tillsynsbegäran.docx
+++ b/tillsyn/A 9570-2026 tillsynsbegäran.docx
@@ -399,7 +399,7 @@
     <w:r>
       <w:tab/>
       <w:tab/>
-      <w:t>2026-08-16</w:t>
+      <w:t>2026-08-17</w:t>
       <w:br/>
       <w:br/>
     </w:r>

--- a/tillsyn/A 9570-2026 tillsynsbegäran.docx
+++ b/tillsyn/A 9570-2026 tillsynsbegäran.docx
@@ -399,7 +399,7 @@
     <w:r>
       <w:tab/>
       <w:tab/>
-      <w:t>2026-08-17</w:t>
+      <w:t>2026-08-18</w:t>
       <w:br/>
       <w:br/>
     </w:r>

--- a/tillsyn/A 9570-2026 tillsynsbegäran.docx
+++ b/tillsyn/A 9570-2026 tillsynsbegäran.docx
@@ -399,7 +399,7 @@
     <w:r>
       <w:tab/>
       <w:tab/>
-      <w:t>2026-08-18</w:t>
+      <w:t>2026-08-19</w:t>
       <w:br/>
       <w:br/>
     </w:r>

--- a/tillsyn/A 9570-2026 tillsynsbegäran.docx
+++ b/tillsyn/A 9570-2026 tillsynsbegäran.docx
@@ -399,7 +399,7 @@
     <w:r>
       <w:tab/>
       <w:tab/>
-      <w:t>2026-08-19</w:t>
+      <w:t>2026-08-20</w:t>
       <w:br/>
       <w:br/>
     </w:r>

--- a/tillsyn/A 9570-2026 tillsynsbegäran.docx
+++ b/tillsyn/A 9570-2026 tillsynsbegäran.docx
@@ -399,7 +399,7 @@
     <w:r>
       <w:tab/>
       <w:tab/>
-      <w:t>2026-08-20</w:t>
+      <w:t>2026-08-21</w:t>
       <w:br/>
       <w:br/>
     </w:r>

--- a/tillsyn/A 9570-2026 tillsynsbegäran.docx
+++ b/tillsyn/A 9570-2026 tillsynsbegäran.docx
@@ -399,7 +399,7 @@
     <w:r>
       <w:tab/>
       <w:tab/>
-      <w:t>2026-08-21</w:t>
+      <w:t>2026-08-22</w:t>
       <w:br/>
       <w:br/>
     </w:r>

--- a/tillsyn/A 9570-2026 tillsynsbegäran.docx
+++ b/tillsyn/A 9570-2026 tillsynsbegäran.docx
@@ -399,7 +399,7 @@
     <w:r>
       <w:tab/>
       <w:tab/>
-      <w:t>2026-08-22</w:t>
+      <w:t>2026-08-23</w:t>
       <w:br/>
       <w:br/>
     </w:r>

--- a/tillsyn/A 9570-2026 tillsynsbegäran.docx
+++ b/tillsyn/A 9570-2026 tillsynsbegäran.docx
@@ -399,7 +399,7 @@
     <w:r>
       <w:tab/>
       <w:tab/>
-      <w:t>2026-08-23</w:t>
+      <w:t>2026-08-24</w:t>
       <w:br/>
       <w:br/>
     </w:r>

--- a/tillsyn/A 9570-2026 tillsynsbegäran.docx
+++ b/tillsyn/A 9570-2026 tillsynsbegäran.docx
@@ -399,7 +399,7 @@
     <w:r>
       <w:tab/>
       <w:tab/>
-      <w:t>2026-08-24</w:t>
+      <w:t>2026-08-25</w:t>
       <w:br/>
       <w:br/>
     </w:r>

--- a/tillsyn/A 9570-2026 tillsynsbegäran.docx
+++ b/tillsyn/A 9570-2026 tillsynsbegäran.docx
@@ -399,7 +399,7 @@
     <w:r>
       <w:tab/>
       <w:tab/>
-      <w:t>2026-08-25</w:t>
+      <w:t>2026-08-26</w:t>
       <w:br/>
       <w:br/>
     </w:r>

--- a/tillsyn/A 9570-2026 tillsynsbegäran.docx
+++ b/tillsyn/A 9570-2026 tillsynsbegäran.docx
@@ -399,7 +399,7 @@
     <w:r>
       <w:tab/>
       <w:tab/>
-      <w:t>2026-08-26</w:t>
+      <w:t>2026-08-27</w:t>
       <w:br/>
       <w:br/>
     </w:r>

--- a/tillsyn/A 9570-2026 tillsynsbegäran.docx
+++ b/tillsyn/A 9570-2026 tillsynsbegäran.docx
@@ -399,7 +399,7 @@
     <w:r>
       <w:tab/>
       <w:tab/>
-      <w:t>2026-08-27</w:t>
+      <w:t>2026-08-28</w:t>
       <w:br/>
       <w:br/>
     </w:r>

--- a/tillsyn/A 9570-2026 tillsynsbegäran.docx
+++ b/tillsyn/A 9570-2026 tillsynsbegäran.docx
@@ -399,7 +399,7 @@
     <w:r>
       <w:tab/>
       <w:tab/>
-      <w:t>2026-08-28</w:t>
+      <w:t>2026-08-29</w:t>
       <w:br/>
       <w:br/>
     </w:r>

--- a/tillsyn/A 9570-2026 tillsynsbegäran.docx
+++ b/tillsyn/A 9570-2026 tillsynsbegäran.docx
@@ -399,7 +399,7 @@
     <w:r>
       <w:tab/>
       <w:tab/>
-      <w:t>2026-08-29</w:t>
+      <w:t>2026-08-31</w:t>
       <w:br/>
       <w:br/>
     </w:r>

--- a/tillsyn/A 9570-2026 tillsynsbegäran.docx
+++ b/tillsyn/A 9570-2026 tillsynsbegäran.docx
@@ -399,7 +399,7 @@
     <w:r>
       <w:tab/>
       <w:tab/>
-      <w:t>2026-08-31</w:t>
+      <w:t>2026-09-01</w:t>
       <w:br/>
       <w:br/>
     </w:r>

--- a/tillsyn/A 9570-2026 tillsynsbegäran.docx
+++ b/tillsyn/A 9570-2026 tillsynsbegäran.docx
@@ -399,7 +399,7 @@
     <w:r>
       <w:tab/>
       <w:tab/>
-      <w:t>2026-09-01</w:t>
+      <w:t>2026-09-02</w:t>
       <w:br/>
       <w:br/>
     </w:r>

--- a/tillsyn/A 9570-2026 tillsynsbegäran.docx
+++ b/tillsyn/A 9570-2026 tillsynsbegäran.docx
@@ -399,7 +399,7 @@
     <w:r>
       <w:tab/>
       <w:tab/>
-      <w:t>2026-09-02</w:t>
+      <w:t>2026-09-03</w:t>
       <w:br/>
       <w:br/>
     </w:r>

--- a/tillsyn/A 9570-2026 tillsynsbegäran.docx
+++ b/tillsyn/A 9570-2026 tillsynsbegäran.docx
@@ -399,7 +399,7 @@
     <w:r>
       <w:tab/>
       <w:tab/>
-      <w:t>2026-09-03</w:t>
+      <w:t>2026-09-04</w:t>
       <w:br/>
       <w:br/>
     </w:r>

--- a/tillsyn/A 9570-2026 tillsynsbegäran.docx
+++ b/tillsyn/A 9570-2026 tillsynsbegäran.docx
@@ -399,7 +399,7 @@
     <w:r>
       <w:tab/>
       <w:tab/>
-      <w:t>2026-09-04</w:t>
+      <w:t>2026-09-05</w:t>
       <w:br/>
       <w:br/>
     </w:r>

--- a/tillsyn/A 9570-2026 tillsynsbegäran.docx
+++ b/tillsyn/A 9570-2026 tillsynsbegäran.docx
@@ -399,7 +399,7 @@
     <w:r>
       <w:tab/>
       <w:tab/>
-      <w:t>2026-09-05</w:t>
+      <w:t>2026-09-06</w:t>
       <w:br/>
       <w:br/>
     </w:r>

--- a/tillsyn/A 9570-2026 tillsynsbegäran.docx
+++ b/tillsyn/A 9570-2026 tillsynsbegäran.docx
@@ -399,7 +399,7 @@
     <w:r>
       <w:tab/>
       <w:tab/>
-      <w:t>2026-09-06</w:t>
+      <w:t>2026-09-07</w:t>
       <w:br/>
       <w:br/>
     </w:r>

--- a/tillsyn/A 9570-2026 tillsynsbegäran.docx
+++ b/tillsyn/A 9570-2026 tillsynsbegäran.docx
@@ -399,7 +399,7 @@
     <w:r>
       <w:tab/>
       <w:tab/>
-      <w:t>2026-09-07</w:t>
+      <w:t>2026-09-08</w:t>
       <w:br/>
       <w:br/>
     </w:r>

--- a/tillsyn/A 9570-2026 tillsynsbegäran.docx
+++ b/tillsyn/A 9570-2026 tillsynsbegäran.docx
@@ -399,7 +399,7 @@
     <w:r>
       <w:tab/>
       <w:tab/>
-      <w:t>2026-09-08</w:t>
+      <w:t>2026-09-09</w:t>
       <w:br/>
       <w:br/>
     </w:r>

--- a/tillsyn/A 9570-2026 tillsynsbegäran.docx
+++ b/tillsyn/A 9570-2026 tillsynsbegäran.docx
@@ -399,7 +399,7 @@
     <w:r>
       <w:tab/>
       <w:tab/>
-      <w:t>2026-09-09</w:t>
+      <w:t>2026-09-10</w:t>
       <w:br/>
       <w:br/>
     </w:r>

--- a/tillsyn/A 9570-2026 tillsynsbegäran.docx
+++ b/tillsyn/A 9570-2026 tillsynsbegäran.docx
@@ -399,7 +399,7 @@
     <w:r>
       <w:tab/>
       <w:tab/>
-      <w:t>2026-09-10</w:t>
+      <w:t>2026-09-11</w:t>
       <w:br/>
       <w:br/>
     </w:r>

--- a/tillsyn/A 9570-2026 tillsynsbegäran.docx
+++ b/tillsyn/A 9570-2026 tillsynsbegäran.docx
@@ -399,7 +399,7 @@
     <w:r>
       <w:tab/>
       <w:tab/>
-      <w:t>2026-09-11</w:t>
+      <w:t>2026-09-12</w:t>
       <w:br/>
       <w:br/>
     </w:r>
